--- a/testakten/arbeitszeugnis-analyse-bluehendes-leben/08-gutachtenstand.docx
+++ b/testakten/arbeitszeugnis-analyse-bluehendes-leben/08-gutachtenstand.docx
@@ -2,220 +2,882 @@
 <file path=word/document.xml><?xml version="1.0" encoding="utf-8"?>
 <w:document xmlns:wpc="http://schemas.microsoft.com/office/word/2010/wordprocessingCanvas" xmlns:mo="http://schemas.microsoft.com/office/mac/office/2008/main" xmlns:mc="http://schemas.openxmlformats.org/markup-compatibility/2006" xmlns:mv="urn:schemas-microsoft-com:mac:vml" xmlns:o="urn:schemas-microsoft-com:office:office" xmlns:r="http://schemas.openxmlformats.org/officeDocument/2006/relationships" xmlns:m="http://schemas.openxmlformats.org/officeDocument/2006/math" xmlns:v="urn:schemas-microsoft-com:vml" xmlns:wp14="http://schemas.microsoft.com/office/word/2010/wordprocessingDrawing" xmlns:wp="http://schemas.openxmlformats.org/drawingml/2006/wordprocessingDrawing" xmlns:w10="urn:schemas-microsoft-com:office:word" xmlns:w="http://schemas.openxmlformats.org/wordprocessingml/2006/main" xmlns:w14="http://schemas.microsoft.com/office/word/2010/wordml" xmlns:wpg="http://schemas.microsoft.com/office/word/2010/wordprocessingGroup" xmlns:wpi="http://schemas.microsoft.com/office/word/2010/wordprocessingInk" xmlns:wne="http://schemas.microsoft.com/office/word/2006/wordml" xmlns:wps="http://schemas.microsoft.com/office/word/2010/wordprocessingShape" mc:Ignorable="w14 wp14">
   <w:body>
+    <w:tbl>
+      <w:tblPr>
+        <w:tblW w:type="auto" w:w="0"/>
+        <w:jc w:val="center"/>
+        <w:tblLayout w:type="fixed"/>
+        <w:tblLook w:firstColumn="1" w:firstRow="1" w:lastColumn="0" w:lastRow="0" w:noHBand="0" w:noVBand="1" w:val="04A0"/>
+      </w:tblPr>
+      <w:tblGrid>
+        <w:gridCol w:w="5556"/>
+        <w:gridCol w:w="3515"/>
+      </w:tblGrid>
+      <w:tr>
+        <w:tc>
+          <w:tcPr>
+            <w:tcW w:type="dxa" w:w="5556"/>
+            <w:vAlign w:val="center"/>
+            <w:tcMar>
+              <w:top w:w="70" w:type="dxa"/>
+              <w:left w:w="70" w:type="dxa"/>
+              <w:bottom w:w="70" w:type="dxa"/>
+              <w:right w:w="70" w:type="dxa"/>
+            </w:tcMar>
+          </w:tcPr>
+          <w:p>
+            <w:pPr>
+              <w:spacing w:after="0"/>
+            </w:pPr>
+            <w:r>
+              <w:rPr>
+                <w:rFonts w:ascii="Arial" w:hAnsi="Arial"/>
+                <w:b/>
+                <w:color w:val="24364B"/>
+                <w:sz w:val="30"/>
+              </w:rPr>
+              <w:t>ALBERS &amp; FENNEKER RECHTSANWÄLTE</w:t>
+            </w:r>
+          </w:p>
+        </w:tc>
+        <w:tc>
+          <w:tcPr>
+            <w:tcW w:type="dxa" w:w="3515"/>
+            <w:vAlign w:val="center"/>
+            <w:tcMar>
+              <w:top w:w="70" w:type="dxa"/>
+              <w:left w:w="70" w:type="dxa"/>
+              <w:bottom w:w="70" w:type="dxa"/>
+              <w:right w:w="70" w:type="dxa"/>
+            </w:tcMar>
+          </w:tcPr>
+          <w:p>
+            <w:pPr>
+              <w:spacing w:after="0"/>
+              <w:jc w:val="right"/>
+            </w:pPr>
+            <w:r>
+              <w:rPr>
+                <w:rFonts w:ascii="Arial" w:hAnsi="Arial"/>
+                <w:sz w:val="16"/>
+              </w:rPr>
+              <w:t>Prinzipalmarkt 14 · 48143 Münster</w:t>
+              <w:br/>
+              <w:t>Telefon 0251 480 91-0</w:t>
+              <w:br/>
+              <w:t>kanzlei@albers-fenneker.example.invalid</w:t>
+            </w:r>
+          </w:p>
+        </w:tc>
+      </w:tr>
+    </w:tbl>
+    <w:p>
+      <w:pPr>
+        <w:spacing w:after="40"/>
+      </w:pPr>
+    </w:p>
+    <w:tbl>
+      <w:tblPr>
+        <w:tblW w:type="auto" w:w="0"/>
+        <w:jc w:val="left"/>
+        <w:tblLayout w:type="fixed"/>
+        <w:tblLook w:firstColumn="1" w:firstRow="1" w:lastColumn="0" w:lastRow="0" w:noHBand="0" w:noVBand="1" w:val="04A0"/>
+      </w:tblPr>
+      <w:tblGrid>
+        <w:gridCol w:w="2041"/>
+        <w:gridCol w:w="6973"/>
+      </w:tblGrid>
+      <w:tr>
+        <w:tc>
+          <w:tcPr>
+            <w:tcW w:type="dxa" w:w="2041"/>
+            <w:shd w:fill="E9EEF2"/>
+            <w:tcMar>
+              <w:top w:w="90" w:type="dxa"/>
+              <w:left w:w="90" w:type="dxa"/>
+              <w:bottom w:w="90" w:type="dxa"/>
+              <w:right w:w="90" w:type="dxa"/>
+            </w:tcMar>
+            <w:vAlign w:val="center"/>
+          </w:tcPr>
+          <w:p>
+            <w:r>
+              <w:rPr>
+                <w:rFonts w:ascii="Arial" w:hAnsi="Arial"/>
+                <w:b/>
+                <w:sz w:val="18"/>
+              </w:rPr>
+              <w:t>Mandantin</w:t>
+            </w:r>
+          </w:p>
+        </w:tc>
+        <w:tc>
+          <w:tcPr>
+            <w:tcW w:type="dxa" w:w="6973"/>
+            <w:tcMar>
+              <w:top w:w="90" w:type="dxa"/>
+              <w:left w:w="90" w:type="dxa"/>
+              <w:bottom w:w="90" w:type="dxa"/>
+              <w:right w:w="90" w:type="dxa"/>
+            </w:tcMar>
+            <w:vAlign w:val="center"/>
+          </w:tcPr>
+          <w:p>
+            <w:r>
+              <w:rPr>
+                <w:rFonts w:ascii="Arial" w:hAnsi="Arial"/>
+                <w:sz w:val="18"/>
+              </w:rPr>
+              <w:t>Wiebke Hagedorn, Rosenweg 18, 48157 Münster</w:t>
+            </w:r>
+          </w:p>
+        </w:tc>
+      </w:tr>
+      <w:tr>
+        <w:tc>
+          <w:tcPr>
+            <w:tcW w:type="dxa" w:w="2041"/>
+            <w:shd w:fill="E9EEF2"/>
+            <w:tcMar>
+              <w:top w:w="90" w:type="dxa"/>
+              <w:left w:w="90" w:type="dxa"/>
+              <w:bottom w:w="90" w:type="dxa"/>
+              <w:right w:w="90" w:type="dxa"/>
+            </w:tcMar>
+            <w:vAlign w:val="center"/>
+          </w:tcPr>
+          <w:p>
+            <w:r>
+              <w:rPr>
+                <w:rFonts w:ascii="Arial" w:hAnsi="Arial"/>
+                <w:b/>
+                <w:sz w:val="18"/>
+              </w:rPr>
+              <w:t>Gegenseite</w:t>
+            </w:r>
+          </w:p>
+        </w:tc>
+        <w:tc>
+          <w:tcPr>
+            <w:tcW w:type="dxa" w:w="6973"/>
+            <w:tcMar>
+              <w:top w:w="90" w:type="dxa"/>
+              <w:left w:w="90" w:type="dxa"/>
+              <w:bottom w:w="90" w:type="dxa"/>
+              <w:right w:w="90" w:type="dxa"/>
+            </w:tcMar>
+            <w:vAlign w:val="center"/>
+          </w:tcPr>
+          <w:p>
+            <w:r>
+              <w:rPr>
+                <w:rFonts w:ascii="Arial" w:hAnsi="Arial"/>
+                <w:sz w:val="18"/>
+              </w:rPr>
+              <w:t>Gartenbau Blühendes Leben GmbH, Wolbecker Straße 418, 48157 Münster</w:t>
+            </w:r>
+          </w:p>
+        </w:tc>
+      </w:tr>
+      <w:tr>
+        <w:tc>
+          <w:tcPr>
+            <w:tcW w:type="dxa" w:w="2041"/>
+            <w:shd w:fill="E9EEF2"/>
+            <w:tcMar>
+              <w:top w:w="90" w:type="dxa"/>
+              <w:left w:w="90" w:type="dxa"/>
+              <w:bottom w:w="90" w:type="dxa"/>
+              <w:right w:w="90" w:type="dxa"/>
+            </w:tcMar>
+            <w:vAlign w:val="center"/>
+          </w:tcPr>
+          <w:p>
+            <w:r>
+              <w:rPr>
+                <w:rFonts w:ascii="Arial" w:hAnsi="Arial"/>
+                <w:b/>
+                <w:sz w:val="18"/>
+              </w:rPr>
+              <w:t>Unser Zeichen</w:t>
+            </w:r>
+          </w:p>
+        </w:tc>
+        <w:tc>
+          <w:tcPr>
+            <w:tcW w:type="dxa" w:w="6973"/>
+            <w:tcMar>
+              <w:top w:w="90" w:type="dxa"/>
+              <w:left w:w="90" w:type="dxa"/>
+              <w:bottom w:w="90" w:type="dxa"/>
+              <w:right w:w="90" w:type="dxa"/>
+            </w:tcMar>
+            <w:vAlign w:val="center"/>
+          </w:tcPr>
+          <w:p>
+            <w:r>
+              <w:rPr>
+                <w:rFonts w:ascii="Arial" w:hAnsi="Arial"/>
+                <w:sz w:val="18"/>
+              </w:rPr>
+              <w:t>26-0618-A / gh</w:t>
+            </w:r>
+          </w:p>
+        </w:tc>
+      </w:tr>
+      <w:tr>
+        <w:tc>
+          <w:tcPr>
+            <w:tcW w:type="dxa" w:w="2041"/>
+            <w:shd w:fill="E9EEF2"/>
+            <w:tcMar>
+              <w:top w:w="90" w:type="dxa"/>
+              <w:left w:w="90" w:type="dxa"/>
+              <w:bottom w:w="90" w:type="dxa"/>
+              <w:right w:w="90" w:type="dxa"/>
+            </w:tcMar>
+            <w:vAlign w:val="center"/>
+          </w:tcPr>
+          <w:p>
+            <w:r>
+              <w:rPr>
+                <w:rFonts w:ascii="Arial" w:hAnsi="Arial"/>
+                <w:b/>
+                <w:sz w:val="18"/>
+              </w:rPr>
+              <w:t>Stand</w:t>
+            </w:r>
+          </w:p>
+        </w:tc>
+        <w:tc>
+          <w:tcPr>
+            <w:tcW w:type="dxa" w:w="6973"/>
+            <w:tcMar>
+              <w:top w:w="90" w:type="dxa"/>
+              <w:left w:w="90" w:type="dxa"/>
+              <w:bottom w:w="90" w:type="dxa"/>
+              <w:right w:w="90" w:type="dxa"/>
+            </w:tcMar>
+            <w:vAlign w:val="center"/>
+          </w:tcPr>
+          <w:p>
+            <w:r>
+              <w:rPr>
+                <w:rFonts w:ascii="Arial" w:hAnsi="Arial"/>
+                <w:sz w:val="18"/>
+              </w:rPr>
+              <w:t>9. Juni 2026</w:t>
+            </w:r>
+          </w:p>
+        </w:tc>
+      </w:tr>
+      <w:tr>
+        <w:tc>
+          <w:tcPr>
+            <w:tcW w:type="dxa" w:w="2041"/>
+            <w:shd w:fill="E9EEF2"/>
+            <w:tcMar>
+              <w:top w:w="90" w:type="dxa"/>
+              <w:left w:w="90" w:type="dxa"/>
+              <w:bottom w:w="90" w:type="dxa"/>
+              <w:right w:w="90" w:type="dxa"/>
+            </w:tcMar>
+            <w:vAlign w:val="center"/>
+          </w:tcPr>
+          <w:p>
+            <w:r>
+              <w:rPr>
+                <w:rFonts w:ascii="Arial" w:hAnsi="Arial"/>
+                <w:b/>
+                <w:sz w:val="18"/>
+              </w:rPr>
+              <w:t>Dokument</w:t>
+            </w:r>
+          </w:p>
+        </w:tc>
+        <w:tc>
+          <w:tcPr>
+            <w:tcW w:type="dxa" w:w="6973"/>
+            <w:tcMar>
+              <w:top w:w="90" w:type="dxa"/>
+              <w:left w:w="90" w:type="dxa"/>
+              <w:bottom w:w="90" w:type="dxa"/>
+              <w:right w:w="90" w:type="dxa"/>
+            </w:tcMar>
+            <w:vAlign w:val="center"/>
+          </w:tcPr>
+          <w:p>
+            <w:r>
+              <w:rPr>
+                <w:rFonts w:ascii="Arial" w:hAnsi="Arial"/>
+                <w:sz w:val="18"/>
+              </w:rPr>
+              <w:t>Prüfvermerk</w:t>
+            </w:r>
+          </w:p>
+        </w:tc>
+      </w:tr>
+    </w:tbl>
+    <w:p>
+      <w:pPr>
+        <w:spacing w:after="20"/>
+      </w:pPr>
+    </w:p>
+    <w:p>
+      <w:pPr>
+        <w:pStyle w:val="Title"/>
+      </w:pPr>
+      <w:r>
+        <w:t>Prüfvermerk zum Zwischenzeugnis</w:t>
+      </w:r>
+    </w:p>
     <w:p>
       <w:pPr>
         <w:pStyle w:val="Heading1"/>
       </w:pPr>
       <w:r>
-        <w:rPr>
-          <w:rFonts w:ascii="Times New Roman" w:hAnsi="Times New Roman"/>
-        </w:rPr>
-        <w:t>Gutachtenstand der Bearbeitung</w:t>
+        <w:t>1. Prüfauftrag und Quellenstand</w:t>
       </w:r>
     </w:p>
     <w:p>
-      <w:pPr>
-        <w:pStyle w:val="Heading2"/>
-      </w:pPr>
       <w:r>
-        <w:rPr>
-          <w:rFonts w:ascii="Times New Roman" w:hAnsi="Times New Roman"/>
-        </w:rPr>
-        <w:t>Auftrag</w:t>
+        <w:t>Gegenstand ist ausschließlich die am 2. Juni 2026 ausgehändigte Fassung. Die Kanzlei verfügt bislang über einen Scan, nicht über die Originaldatei oder den Freigabeverlauf. Tatsachen aus der internen Kassenkorrespondenz werden getrennt erfasst, weil nicht belegt ist, ob sie in die Zeugnisredaktion eingeflossen sind.</w:t>
       </w:r>
     </w:p>
     <w:p>
+      <w:r>
+        <w:t>Maßstab der weiteren Bearbeitung sind die tatsächliche Tätigkeit, die Vollständigkeit der Aufgabenbeschreibung, die sprachliche Gesamtbewertung, die Verhaltensformel, die äußere Form und die Person des Unterzeichners. Ausgangspunkt ist Paragraf 109 GewO; der konkrete Inhalt bleibt anhand der belegten Tätigkeit und der bisherigen Beurteilungen zu prüfen.</w:t>
+      </w:r>
+    </w:p>
+    <w:tbl>
+      <w:tblPr>
+        <w:tblW w:type="auto" w:w="0"/>
+        <w:jc w:val="center"/>
+        <w:tblLayout w:type="fixed"/>
+        <w:tblLook w:firstColumn="1" w:firstRow="1" w:lastColumn="0" w:lastRow="0" w:noHBand="0" w:noVBand="1" w:val="04A0"/>
+      </w:tblPr>
+      <w:tblGrid>
+        <w:gridCol w:w="3175"/>
+        <w:gridCol w:w="3175"/>
+        <w:gridCol w:w="3175"/>
+      </w:tblGrid>
+      <w:tr>
+        <w:tc>
+          <w:tcPr>
+            <w:tcW w:type="dxa" w:w="1701"/>
+            <w:shd w:fill="385A64"/>
+            <w:tcMar>
+              <w:top w:w="90" w:type="dxa"/>
+              <w:left w:w="90" w:type="dxa"/>
+              <w:bottom w:w="90" w:type="dxa"/>
+              <w:right w:w="90" w:type="dxa"/>
+            </w:tcMar>
+          </w:tcPr>
+          <w:p>
+            <w:r>
+              <w:rPr>
+                <w:rFonts w:ascii="Arial" w:hAnsi="Arial"/>
+                <w:b/>
+                <w:color w:val="FFFFFF"/>
+                <w:sz w:val="17"/>
+              </w:rPr>
+              <w:t>Prüffeld</w:t>
+            </w:r>
+          </w:p>
+        </w:tc>
+        <w:tc>
+          <w:tcPr>
+            <w:tcW w:type="dxa" w:w="4365"/>
+            <w:shd w:fill="385A64"/>
+            <w:tcMar>
+              <w:top w:w="90" w:type="dxa"/>
+              <w:left w:w="90" w:type="dxa"/>
+              <w:bottom w:w="90" w:type="dxa"/>
+              <w:right w:w="90" w:type="dxa"/>
+            </w:tcMar>
+          </w:tcPr>
+          <w:p>
+            <w:r>
+              <w:rPr>
+                <w:rFonts w:ascii="Arial" w:hAnsi="Arial"/>
+                <w:b/>
+                <w:color w:val="FFFFFF"/>
+                <w:sz w:val="17"/>
+              </w:rPr>
+              <w:t>Dokumentierter Befund</w:t>
+            </w:r>
+          </w:p>
+        </w:tc>
+        <w:tc>
+          <w:tcPr>
+            <w:tcW w:type="dxa" w:w="3005"/>
+            <w:shd w:fill="385A64"/>
+            <w:tcMar>
+              <w:top w:w="90" w:type="dxa"/>
+              <w:left w:w="90" w:type="dxa"/>
+              <w:bottom w:w="90" w:type="dxa"/>
+              <w:right w:w="90" w:type="dxa"/>
+            </w:tcMar>
+          </w:tcPr>
+          <w:p>
+            <w:r>
+              <w:rPr>
+                <w:rFonts w:ascii="Arial" w:hAnsi="Arial"/>
+                <w:b/>
+                <w:color w:val="FFFFFF"/>
+                <w:sz w:val="17"/>
+              </w:rPr>
+              <w:t>Noch benötigter Beleg</w:t>
+            </w:r>
+          </w:p>
+        </w:tc>
+      </w:tr>
+      <w:tr>
+        <w:tc>
+          <w:tcPr>
+            <w:tcW w:type="dxa" w:w="1701"/>
+            <w:shd w:fill="F4F6F7"/>
+            <w:tcMar>
+              <w:top w:w="90" w:type="dxa"/>
+              <w:left w:w="90" w:type="dxa"/>
+              <w:bottom w:w="90" w:type="dxa"/>
+              <w:right w:w="90" w:type="dxa"/>
+            </w:tcMar>
+            <w:vAlign w:val="center"/>
+          </w:tcPr>
+          <w:p>
+            <w:r>
+              <w:rPr>
+                <w:rFonts w:ascii="Arial" w:hAnsi="Arial"/>
+                <w:sz w:val="16"/>
+              </w:rPr>
+              <w:t>Tätigkeit</w:t>
+            </w:r>
+          </w:p>
+        </w:tc>
+        <w:tc>
+          <w:tcPr>
+            <w:tcW w:type="dxa" w:w="4365"/>
+            <w:shd w:fill="F4F6F7"/>
+            <w:tcMar>
+              <w:top w:w="90" w:type="dxa"/>
+              <w:left w:w="90" w:type="dxa"/>
+              <w:bottom w:w="90" w:type="dxa"/>
+              <w:right w:w="90" w:type="dxa"/>
+            </w:tcMar>
+            <w:vAlign w:val="center"/>
+          </w:tcPr>
+          <w:p>
+            <w:r>
+              <w:rPr>
+                <w:rFonts w:ascii="Arial" w:hAnsi="Arial"/>
+                <w:sz w:val="16"/>
+              </w:rPr>
+              <w:t>Teamkoordination, Ausbildung und Reklamationen fehlen gegenüber Änderungsvereinbarung und Jahresgespräch.</w:t>
+            </w:r>
+          </w:p>
+        </w:tc>
+        <w:tc>
+          <w:tcPr>
+            <w:tcW w:type="dxa" w:w="3005"/>
+            <w:shd w:fill="F4F6F7"/>
+            <w:tcMar>
+              <w:top w:w="90" w:type="dxa"/>
+              <w:left w:w="90" w:type="dxa"/>
+              <w:bottom w:w="90" w:type="dxa"/>
+              <w:right w:w="90" w:type="dxa"/>
+            </w:tcMar>
+            <w:vAlign w:val="center"/>
+          </w:tcPr>
+          <w:p>
+            <w:r>
+              <w:rPr>
+                <w:rFonts w:ascii="Arial" w:hAnsi="Arial"/>
+                <w:sz w:val="16"/>
+              </w:rPr>
+              <w:t>Aktuelle Stellenbeschreibung und Entwurf vom 26. Mai</w:t>
+            </w:r>
+          </w:p>
+        </w:tc>
+      </w:tr>
+      <w:tr>
+        <w:tc>
+          <w:tcPr>
+            <w:tcW w:type="dxa" w:w="1701"/>
+            <w:tcMar>
+              <w:top w:w="90" w:type="dxa"/>
+              <w:left w:w="90" w:type="dxa"/>
+              <w:bottom w:w="90" w:type="dxa"/>
+              <w:right w:w="90" w:type="dxa"/>
+            </w:tcMar>
+            <w:vAlign w:val="center"/>
+          </w:tcPr>
+          <w:p>
+            <w:r>
+              <w:rPr>
+                <w:rFonts w:ascii="Arial" w:hAnsi="Arial"/>
+                <w:sz w:val="16"/>
+              </w:rPr>
+              <w:t>Leistung</w:t>
+            </w:r>
+          </w:p>
+        </w:tc>
+        <w:tc>
+          <w:tcPr>
+            <w:tcW w:type="dxa" w:w="4365"/>
+            <w:tcMar>
+              <w:top w:w="90" w:type="dxa"/>
+              <w:left w:w="90" w:type="dxa"/>
+              <w:bottom w:w="90" w:type="dxa"/>
+              <w:right w:w="90" w:type="dxa"/>
+            </w:tcMar>
+            <w:vAlign w:val="center"/>
+          </w:tcPr>
+          <w:p>
+            <w:r>
+              <w:rPr>
+                <w:rFonts w:ascii="Arial" w:hAnsi="Arial"/>
+                <w:sz w:val="16"/>
+              </w:rPr>
+              <w:t>Formel „zu unserer Zufriedenheit“; Jahresgespräch 2023 weist überwiegend vier von fünf Punkten aus.</w:t>
+            </w:r>
+          </w:p>
+        </w:tc>
+        <w:tc>
+          <w:tcPr>
+            <w:tcW w:type="dxa" w:w="3005"/>
+            <w:tcMar>
+              <w:top w:w="90" w:type="dxa"/>
+              <w:left w:w="90" w:type="dxa"/>
+              <w:bottom w:w="90" w:type="dxa"/>
+              <w:right w:w="90" w:type="dxa"/>
+            </w:tcMar>
+            <w:vAlign w:val="center"/>
+          </w:tcPr>
+          <w:p>
+            <w:r>
+              <w:rPr>
+                <w:rFonts w:ascii="Arial" w:hAnsi="Arial"/>
+                <w:sz w:val="16"/>
+              </w:rPr>
+              <w:t>Bewertungsbogen im Original und Freigabevermerk</w:t>
+            </w:r>
+          </w:p>
+        </w:tc>
+      </w:tr>
+      <w:tr>
+        <w:tc>
+          <w:tcPr>
+            <w:tcW w:type="dxa" w:w="1701"/>
+            <w:shd w:fill="F4F6F7"/>
+            <w:tcMar>
+              <w:top w:w="90" w:type="dxa"/>
+              <w:left w:w="90" w:type="dxa"/>
+              <w:bottom w:w="90" w:type="dxa"/>
+              <w:right w:w="90" w:type="dxa"/>
+            </w:tcMar>
+            <w:vAlign w:val="center"/>
+          </w:tcPr>
+          <w:p>
+            <w:r>
+              <w:rPr>
+                <w:rFonts w:ascii="Arial" w:hAnsi="Arial"/>
+                <w:sz w:val="16"/>
+              </w:rPr>
+              <w:t>Verhalten</w:t>
+            </w:r>
+          </w:p>
+        </w:tc>
+        <w:tc>
+          <w:tcPr>
+            <w:tcW w:type="dxa" w:w="4365"/>
+            <w:shd w:fill="F4F6F7"/>
+            <w:tcMar>
+              <w:top w:w="90" w:type="dxa"/>
+              <w:left w:w="90" w:type="dxa"/>
+              <w:bottom w:w="90" w:type="dxa"/>
+              <w:right w:w="90" w:type="dxa"/>
+            </w:tcMar>
+            <w:vAlign w:val="center"/>
+          </w:tcPr>
+          <w:p>
+            <w:r>
+              <w:rPr>
+                <w:rFonts w:ascii="Arial" w:hAnsi="Arial"/>
+                <w:sz w:val="16"/>
+              </w:rPr>
+              <w:t>Genannt sind Vorgesetzte und Kollegen; Kunden und Auszubildende fehlen.</w:t>
+            </w:r>
+          </w:p>
+        </w:tc>
+        <w:tc>
+          <w:tcPr>
+            <w:tcW w:type="dxa" w:w="3005"/>
+            <w:shd w:fill="F4F6F7"/>
+            <w:tcMar>
+              <w:top w:w="90" w:type="dxa"/>
+              <w:left w:w="90" w:type="dxa"/>
+              <w:bottom w:w="90" w:type="dxa"/>
+              <w:right w:w="90" w:type="dxa"/>
+            </w:tcMar>
+            <w:vAlign w:val="center"/>
+          </w:tcPr>
+          <w:p>
+            <w:r>
+              <w:rPr>
+                <w:rFonts w:ascii="Arial" w:hAnsi="Arial"/>
+                <w:sz w:val="16"/>
+              </w:rPr>
+              <w:t>Beschwerde- und Schulungsnachweise</w:t>
+            </w:r>
+          </w:p>
+        </w:tc>
+      </w:tr>
+      <w:tr>
+        <w:tc>
+          <w:tcPr>
+            <w:tcW w:type="dxa" w:w="1701"/>
+            <w:tcMar>
+              <w:top w:w="90" w:type="dxa"/>
+              <w:left w:w="90" w:type="dxa"/>
+              <w:bottom w:w="90" w:type="dxa"/>
+              <w:right w:w="90" w:type="dxa"/>
+            </w:tcMar>
+            <w:vAlign w:val="center"/>
+          </w:tcPr>
+          <w:p>
+            <w:r>
+              <w:rPr>
+                <w:rFonts w:ascii="Arial" w:hAnsi="Arial"/>
+                <w:sz w:val="16"/>
+              </w:rPr>
+              <w:t>Schluss</w:t>
+            </w:r>
+          </w:p>
+        </w:tc>
+        <w:tc>
+          <w:tcPr>
+            <w:tcW w:type="dxa" w:w="4365"/>
+            <w:tcMar>
+              <w:top w:w="90" w:type="dxa"/>
+              <w:left w:w="90" w:type="dxa"/>
+              <w:bottom w:w="90" w:type="dxa"/>
+              <w:right w:w="90" w:type="dxa"/>
+            </w:tcMar>
+            <w:vAlign w:val="center"/>
+          </w:tcPr>
+          <w:p>
+            <w:r>
+              <w:rPr>
+                <w:rFonts w:ascii="Arial" w:hAnsi="Arial"/>
+                <w:sz w:val="16"/>
+              </w:rPr>
+              <w:t>Keine Dankes- oder Zukunftsformel; Arbeitsverhältnis dauert an.</w:t>
+            </w:r>
+          </w:p>
+        </w:tc>
+        <w:tc>
+          <w:tcPr>
+            <w:tcW w:type="dxa" w:w="3005"/>
+            <w:tcMar>
+              <w:top w:w="90" w:type="dxa"/>
+              <w:left w:w="90" w:type="dxa"/>
+              <w:bottom w:w="90" w:type="dxa"/>
+              <w:right w:w="90" w:type="dxa"/>
+            </w:tcMar>
+            <w:vAlign w:val="center"/>
+          </w:tcPr>
+          <w:p>
+            <w:r>
+              <w:rPr>
+                <w:rFonts w:ascii="Arial" w:hAnsi="Arial"/>
+                <w:sz w:val="16"/>
+              </w:rPr>
+              <w:t>Interne Zeugnisrichtlinie, soweit vorhanden</w:t>
+            </w:r>
+          </w:p>
+        </w:tc>
+      </w:tr>
+      <w:tr>
+        <w:tc>
+          <w:tcPr>
+            <w:tcW w:type="dxa" w:w="1701"/>
+            <w:shd w:fill="F4F6F7"/>
+            <w:tcMar>
+              <w:top w:w="90" w:type="dxa"/>
+              <w:left w:w="90" w:type="dxa"/>
+              <w:bottom w:w="90" w:type="dxa"/>
+              <w:right w:w="90" w:type="dxa"/>
+            </w:tcMar>
+            <w:vAlign w:val="center"/>
+          </w:tcPr>
+          <w:p>
+            <w:r>
+              <w:rPr>
+                <w:rFonts w:ascii="Arial" w:hAnsi="Arial"/>
+                <w:sz w:val="16"/>
+              </w:rPr>
+              <w:t>Unterschrift</w:t>
+            </w:r>
+          </w:p>
+        </w:tc>
+        <w:tc>
+          <w:tcPr>
+            <w:tcW w:type="dxa" w:w="4365"/>
+            <w:shd w:fill="F4F6F7"/>
+            <w:tcMar>
+              <w:top w:w="90" w:type="dxa"/>
+              <w:left w:w="90" w:type="dxa"/>
+              <w:bottom w:w="90" w:type="dxa"/>
+              <w:right w:w="90" w:type="dxa"/>
+            </w:tcMar>
+            <w:vAlign w:val="center"/>
+          </w:tcPr>
+          <w:p>
+            <w:r>
+              <w:rPr>
+                <w:rFonts w:ascii="Arial" w:hAnsi="Arial"/>
+                <w:sz w:val="16"/>
+              </w:rPr>
+              <w:t>Personalassistentin ohne Funktionszusatz; Hierarchie und Vollmacht unklar.</w:t>
+            </w:r>
+          </w:p>
+        </w:tc>
+        <w:tc>
+          <w:tcPr>
+            <w:tcW w:type="dxa" w:w="3005"/>
+            <w:shd w:fill="F4F6F7"/>
+            <w:tcMar>
+              <w:top w:w="90" w:type="dxa"/>
+              <w:left w:w="90" w:type="dxa"/>
+              <w:bottom w:w="90" w:type="dxa"/>
+              <w:right w:w="90" w:type="dxa"/>
+            </w:tcMar>
+            <w:vAlign w:val="center"/>
+          </w:tcPr>
+          <w:p>
+            <w:r>
+              <w:rPr>
+                <w:rFonts w:ascii="Arial" w:hAnsi="Arial"/>
+                <w:sz w:val="16"/>
+              </w:rPr>
+              <w:t>Organigramm und Zeichnungsregel</w:t>
+            </w:r>
+          </w:p>
+        </w:tc>
+      </w:tr>
+      <w:tr>
+        <w:tc>
+          <w:tcPr>
+            <w:tcW w:type="dxa" w:w="1701"/>
+            <w:tcMar>
+              <w:top w:w="90" w:type="dxa"/>
+              <w:left w:w="90" w:type="dxa"/>
+              <w:bottom w:w="90" w:type="dxa"/>
+              <w:right w:w="90" w:type="dxa"/>
+            </w:tcMar>
+            <w:vAlign w:val="center"/>
+          </w:tcPr>
+          <w:p>
+            <w:r>
+              <w:rPr>
+                <w:rFonts w:ascii="Arial" w:hAnsi="Arial"/>
+                <w:sz w:val="16"/>
+              </w:rPr>
+              <w:t>Kassenereignis</w:t>
+            </w:r>
+          </w:p>
+        </w:tc>
+        <w:tc>
+          <w:tcPr>
+            <w:tcW w:type="dxa" w:w="4365"/>
+            <w:tcMar>
+              <w:top w:w="90" w:type="dxa"/>
+              <w:left w:w="90" w:type="dxa"/>
+              <w:bottom w:w="90" w:type="dxa"/>
+              <w:right w:w="90" w:type="dxa"/>
+            </w:tcMar>
+            <w:vAlign w:val="center"/>
+          </w:tcPr>
+          <w:p>
+            <w:r>
+              <w:rPr>
+                <w:rFonts w:ascii="Arial" w:hAnsi="Arial"/>
+                <w:sz w:val="16"/>
+              </w:rPr>
+              <w:t>Differenz wurde am Folgetag durch Buchungsvorgang erklärt; keine Abmahnung bekannt.</w:t>
+            </w:r>
+          </w:p>
+        </w:tc>
+        <w:tc>
+          <w:tcPr>
+            <w:tcW w:type="dxa" w:w="3005"/>
+            <w:tcMar>
+              <w:top w:w="90" w:type="dxa"/>
+              <w:left w:w="90" w:type="dxa"/>
+              <w:bottom w:w="90" w:type="dxa"/>
+              <w:right w:w="90" w:type="dxa"/>
+            </w:tcMar>
+            <w:vAlign w:val="center"/>
+          </w:tcPr>
+          <w:p>
+            <w:r>
+              <w:rPr>
+                <w:rFonts w:ascii="Arial" w:hAnsi="Arial"/>
+                <w:sz w:val="16"/>
+              </w:rPr>
+              <w:t>Buchungsjournal und vollständige E-Mail-Kette</w:t>
+            </w:r>
+          </w:p>
+        </w:tc>
+      </w:tr>
+    </w:tbl>
+    <w:p>
       <w:pPr>
-        <w:jc w:val="left"/>
+        <w:spacing w:after="20"/>
+      </w:pPr>
+    </w:p>
+    <w:p>
+      <w:pPr>
+        <w:pStyle w:val="Heading1"/>
       </w:pPr>
       <w:r>
-        <w:t>Zu prüfen ist, wie die Mandantin oder der Mandant auf den Vorgang „Akte Blühendes Leben: Arbeitszeugnis, Codierung und Trennung“ reagieren sollte. Das Gutachten ist als Arbeitsstand formuliert. Es entscheidet den Fall nicht endgültig, sondern legt offen, welche Tatsachen bereits tragfähig sind und welche Tatsachen vor einer belastbaren Erklärung nachgefordert werden müssen.</w:t>
+        <w:t>2. Nächster Arbeitsschritt</w:t>
       </w:r>
     </w:p>
     <w:p>
-      <w:pPr>
-        <w:pStyle w:val="Heading2"/>
-      </w:pPr>
       <w:r>
-        <w:rPr>
-          <w:rFonts w:ascii="Times New Roman" w:hAnsi="Times New Roman"/>
-        </w:rPr>
-        <w:t>Kurzthese</w:t>
-      </w:r>
-    </w:p>
-    <w:p>
-      <w:pPr>
-        <w:jc w:val="left"/>
-      </w:pPr>
-      <w:r>
-        <w:t>Der Vorgang ist nicht mit einem einzigen Standardschreiben zu lösen. Ein zunächst freundlich klingendes Zeugnis enthält Brüche, Auslassungen und Leistungsabwertungen; zugleich laufen Vergleich, Resturlaub und Referenzanfragen. Daraus folgt: Zuerst muss der Sachverhalt beweisfest geordnet werden; erst danach kann ein Schreiben nach außen verantwortet werden. Wer sofort wertet, riskiert, eine unpräzise oder später widerlegte Tatsachenbehauptung aktenkundig zu machen.</w:t>
-      </w:r>
-    </w:p>
-    <w:p>
-      <w:pPr>
-        <w:pStyle w:val="Heading2"/>
-      </w:pPr>
-      <w:r>
-        <w:rPr>
-          <w:rFonts w:ascii="Times New Roman" w:hAnsi="Times New Roman"/>
-        </w:rPr>
-        <w:t>Rechtliche Prüfung</w:t>
-      </w:r>
-    </w:p>
-    <w:p>
-      <w:pPr>
-        <w:pStyle w:val="Heading3"/>
-      </w:pPr>
-      <w:r>
-        <w:rPr>
-          <w:rFonts w:ascii="Times New Roman" w:hAnsi="Times New Roman"/>
-        </w:rPr>
-        <w:t>1. Anwendbarer Prüfungsmaßstab</w:t>
-      </w:r>
-    </w:p>
-    <w:p>
-      <w:pPr>
-        <w:jc w:val="left"/>
-      </w:pPr>
-      <w:r>
-        <w:t>Ausgangspunkt ist der einschlägige Normenrahmen: GewO § 109; BGB Nebenpflichten; arbeitsgerichtliches Verfahren; Zeugniswahrheit und Zeugniswohlwollen. Die Prüfung beginnt nicht bei der gewünschten wirtschaftlichen Lösung, sondern bei der Frage, welche Tatbestandsmerkmale überhaupt erfüllt sein können. Dafür genügt es nicht, dass eine Person intern von „klarer Sache“ spricht. Die Akte muss zeigen, welche Erklärung, Handlung, Zahlung, Unterlassung oder organisatorische Entscheidung wann, durch wen und gegenüber wem erfolgt ist.</w:t>
-      </w:r>
-    </w:p>
-    <w:p>
-      <w:pPr>
-        <w:pStyle w:val="Heading3"/>
-      </w:pPr>
-      <w:r>
-        <w:rPr>
-          <w:rFonts w:ascii="Times New Roman" w:hAnsi="Times New Roman"/>
-        </w:rPr>
-        <w:t>2. Tatbestandliche Zuordnung</w:t>
-      </w:r>
-    </w:p>
-    <w:p>
-      <w:pPr>
-        <w:jc w:val="left"/>
-      </w:pPr>
-      <w:r>
-        <w:t>Nach bisherigem Aktenstand spricht viel dafür, dass mehrere Rechtsverhältnisse nebeneinander bestehen. Ein Teil des Sachverhalts betrifft Primärpflichten, ein anderer Teil Nebenpflichten, Dokumentationspflichten oder öffentlich-rechtliche Reaktionspflichten. Diese Trennung ist praktisch entscheidend: Ein Fehler in der Kommunikation kann heilbar sein; ein Fristversäumnis oder eine falsche Tatsachendarstellung kann dagegen die spätere Position erheblich schwächen.</w:t>
-      </w:r>
-    </w:p>
-    <w:p>
-      <w:pPr>
-        <w:pStyle w:val="Heading3"/>
-      </w:pPr>
-      <w:r>
-        <w:rPr>
-          <w:rFonts w:ascii="Times New Roman" w:hAnsi="Times New Roman"/>
-        </w:rPr>
-        <w:t>3. Beweis- und Darlegungslage</w:t>
-      </w:r>
-    </w:p>
-    <w:p>
-      <w:pPr>
-        <w:jc w:val="left"/>
-      </w:pPr>
-      <w:r>
-        <w:t>Die stärksten Beweismittel sind Originaldokumente mit Datum, Absender, Empfänger und erkennbarem Inhalt. Schwächer sind spätere Zusammenfassungen, Screenshots ohne Kontext, Erinnerungsvermerke ohne Uhrzeit und Tabellen, deren Datenquelle unklar bleibt. Deshalb sollte die Akte jedes Dokument mit einer kleinen Beweisnotiz versehen: Was belegt es? Was belegt es gerade nicht? Wer kann es erläutern?</w:t>
-      </w:r>
-    </w:p>
-    <w:p>
-      <w:pPr>
-        <w:pStyle w:val="Heading3"/>
-      </w:pPr>
-      <w:r>
-        <w:rPr>
-          <w:rFonts w:ascii="Times New Roman" w:hAnsi="Times New Roman"/>
-        </w:rPr>
-        <w:t>4. Risikoabwägung</w:t>
-      </w:r>
-    </w:p>
-    <w:p>
-      <w:pPr>
-        <w:jc w:val="left"/>
-      </w:pPr>
-      <w:r>
-        <w:t>Die Mandantenseite kann nicht einfach alles offenlegen, nur weil der Vorgang unübersichtlich ist. Zugleich wäre Schweigen riskant, wenn Fristen laufen oder eine Behörde beziehungsweise Gegenseite bereits konkrete Vorwürfe erhebt. Zweckmäßig ist eine gestufte Antwort: Eingang bestätigen, Sachverhaltsprüfung ankündigen, unstreitige Punkte knapp benennen, rechtliche Wertung ausdrücklich vorbehalten und fehlende Unterlagen nachfordern.</w:t>
-      </w:r>
-    </w:p>
-    <w:p>
-      <w:pPr>
-        <w:pStyle w:val="Heading3"/>
-      </w:pPr>
-      <w:r>
-        <w:rPr>
-          <w:rFonts w:ascii="Times New Roman" w:hAnsi="Times New Roman"/>
-        </w:rPr>
-        <w:t>5. Nächste Handlung</w:t>
-      </w:r>
-    </w:p>
-    <w:p>
-      <w:pPr>
-        <w:jc w:val="left"/>
-      </w:pPr>
-      <w:r>
-        <w:t>Empfohlen wird ein zweigleisiges Vorgehen. Intern wird eine Beweistabelle geführt. Extern wird ein kurzes, sachliches Schreiben versandt, das keine unnötigen Zugeständnisse enthält. Parallel sollte eine Person verbindlich benannt werden, die die weitere Kommunikation bündelt.</w:t>
-      </w:r>
-    </w:p>
-    <w:p>
-      <w:pPr>
-        <w:pStyle w:val="Heading2"/>
-      </w:pPr>
-      <w:r>
-        <w:rPr>
-          <w:rFonts w:ascii="Times New Roman" w:hAnsi="Times New Roman"/>
-        </w:rPr>
-        <w:t>Entwurf einer belastbaren Arbeitsanweisung</w:t>
-      </w:r>
-    </w:p>
-    <w:p>
-      <w:pPr>
-        <w:pStyle w:val="ListNumber"/>
-      </w:pPr>
-      <w:r>
-        <w:t>Originalunterlagen anfordern: Verträge, Nachträge, Rechnungen, Bescheide, Screenshots im Ursprungskontext, Kalenderdaten.</w:t>
-      </w:r>
-    </w:p>
-    <w:p>
-      <w:pPr>
-        <w:pStyle w:val="ListNumber"/>
-      </w:pPr>
-      <w:r>
-        <w:t>Chronologie mit Uhrzeiten und Verantwortlichen erstellen.</w:t>
-      </w:r>
-    </w:p>
-    <w:p>
-      <w:pPr>
-        <w:pStyle w:val="ListNumber"/>
-      </w:pPr>
-      <w:r>
-        <w:t>Normencheck anhand der oben genannten Vorschriften durchführen.</w:t>
-      </w:r>
-    </w:p>
-    <w:p>
-      <w:pPr>
-        <w:pStyle w:val="ListNumber"/>
-      </w:pPr>
-      <w:r>
-        <w:t>Vorläufige Außenkommunikation nur über eine freigegebene Fassung.</w:t>
-      </w:r>
-    </w:p>
-    <w:p>
-      <w:pPr>
-        <w:pStyle w:val="ListNumber"/>
-      </w:pPr>
-      <w:r>
-        <w:t>Nach 48 Stunden erneute Bewertung mit aktualisiertem Beweisstand.</w:t>
+        <w:t>Nach Eingang der Arbeitgeberunterlagen werden die Tätigkeiten und Bewertungsbausteine in einer Synopse gegenübergestellt. Nicht belegte Vermutungen bleiben dort ausdrücklich offen. Die Mandantin entscheidet anschließend, ob zunächst eine einvernehmliche Neufassung verlangt oder ein förmliches Berichtigungsverlangen versandt wird.</w:t>
       </w:r>
     </w:p>
     <w:sectPr>
+      <w:footerReference w:type="default" r:id="rId9"/>
       <w:pgSz w:w="11906" w:h="16838"/>
-      <w:pgMar w:top="1417" w:right="1417" w:bottom="1417" w:left="1417" w:header="720" w:footer="720" w:gutter="0"/>
+      <w:pgMar w:top="964" w:right="1191" w:bottom="964" w:left="1191" w:header="720" w:footer="720" w:gutter="0"/>
       <w:cols w:space="720"/>
       <w:docGrid w:linePitch="360"/>
     </w:sectPr>
   </w:body>
 </w:document>
+</file>
+
+<file path=word/footer1.xml><?xml version="1.0" encoding="utf-8"?>
+<w:ftr xmlns:m="http://schemas.openxmlformats.org/officeDocument/2006/math" xmlns:mc="http://schemas.openxmlformats.org/markup-compatibility/2006" xmlns:mo="http://schemas.microsoft.com/office/mac/office/2008/main" xmlns:mv="urn:schemas-microsoft-com:mac:vml" xmlns:o="urn:schemas-microsoft-com:office:office" xmlns:r="http://schemas.openxmlformats.org/officeDocument/2006/relationships" xmlns:v="urn:schemas-microsoft-com:vml" xmlns:w10="urn:schemas-microsoft-com:office:word" xmlns:w14="http://schemas.microsoft.com/office/word/2010/wordml" xmlns:w="http://schemas.openxmlformats.org/wordprocessingml/2006/main" xmlns:wne="http://schemas.microsoft.com/office/word/2006/wordml" xmlns:wp14="http://schemas.microsoft.com/office/word/2010/wordprocessingDrawing" xmlns:wp="http://schemas.openxmlformats.org/drawingml/2006/wordprocessingDrawing" xmlns:wpc="http://schemas.microsoft.com/office/word/2010/wordprocessingCanvas" xmlns:wpg="http://schemas.microsoft.com/office/word/2010/wordprocessingGroup" xmlns:wpi="http://schemas.microsoft.com/office/word/2010/wordprocessingInk" xmlns:wps="http://schemas.microsoft.com/office/word/2010/wordprocessingShape" mc:Ignorable="w14 wp14">
+  <w:p>
+    <w:pPr>
+      <w:pStyle w:val="Footer"/>
+      <w:jc w:val="center"/>
+    </w:pPr>
+    <w:r>
+      <w:rPr>
+        <w:rFonts w:ascii="Arial" w:hAnsi="Arial"/>
+        <w:color w:val="646464"/>
+        <w:sz w:val="16"/>
+      </w:rPr>
+      <w:t>ALBERS &amp; FENNEKER RECHTSANWÄLTE · 26-0618-A</w:t>
+    </w:r>
+  </w:p>
+</w:ftr>
 </file>
 
 <file path=word/numbering.xml><?xml version="1.0" encoding="utf-8"?>
@@ -581,9 +1243,12 @@
     <w:name w:val="Normal"/>
     <w:qFormat/>
     <w:rsid w:val="00FC693F"/>
+    <w:pPr>
+      <w:spacing w:after="120" w:line="259" w:lineRule="auto"/>
+    </w:pPr>
     <w:rPr>
-      <w:rFonts w:ascii="Times New Roman" w:hAnsi="Times New Roman"/>
-      <w:sz w:val="22"/>
+      <w:rFonts w:ascii="Arial" w:hAnsi="Arial"/>
+      <w:sz w:val="21"/>
     </w:rPr>
   </w:style>
   <w:style w:type="paragraph" w:styleId="Header">
@@ -645,10 +1310,11 @@
       <w:outlineLvl w:val="0"/>
     </w:pPr>
     <w:rPr>
-      <w:rFonts w:asciiTheme="majorHAnsi" w:eastAsiaTheme="majorEastAsia" w:hAnsiTheme="majorHAnsi" w:cstheme="majorBidi" w:ascii="Times New Roman" w:hAnsi="Times New Roman"/>
+      <w:rFonts w:asciiTheme="majorHAnsi" w:eastAsiaTheme="majorEastAsia" w:hAnsiTheme="majorHAnsi" w:cstheme="majorBidi" w:ascii="Arial" w:hAnsi="Arial"/>
       <w:b/>
       <w:bCs/>
-      <w:sz w:val="28"/>
+      <w:color w:val="24364B"/>
+      <w:sz w:val="26"/>
       <w:szCs w:val="28"/>
     </w:rPr>
   </w:style>
@@ -668,10 +1334,11 @@
       <w:outlineLvl w:val="1"/>
     </w:pPr>
     <w:rPr>
-      <w:rFonts w:asciiTheme="majorHAnsi" w:eastAsiaTheme="majorEastAsia" w:hAnsiTheme="majorHAnsi" w:cstheme="majorBidi" w:ascii="Times New Roman" w:hAnsi="Times New Roman"/>
+      <w:rFonts w:asciiTheme="majorHAnsi" w:eastAsiaTheme="majorEastAsia" w:hAnsiTheme="majorHAnsi" w:cstheme="majorBidi" w:ascii="Arial" w:hAnsi="Arial"/>
       <w:b/>
       <w:bCs/>
-      <w:sz w:val="24"/>
+      <w:color w:val="385A64"/>
+      <w:sz w:val="22"/>
       <w:szCs w:val="26"/>
     </w:rPr>
   </w:style>
@@ -691,10 +1358,10 @@
       <w:outlineLvl w:val="2"/>
     </w:pPr>
     <w:rPr>
-      <w:rFonts w:asciiTheme="majorHAnsi" w:eastAsiaTheme="majorEastAsia" w:hAnsiTheme="majorHAnsi" w:cstheme="majorBidi" w:ascii="Times New Roman" w:hAnsi="Times New Roman"/>
+      <w:rFonts w:asciiTheme="majorHAnsi" w:eastAsiaTheme="majorEastAsia" w:hAnsiTheme="majorHAnsi" w:cstheme="majorBidi"/>
       <w:b/>
       <w:bCs/>
-      <w:sz w:val="22"/>
+      <w:color w:val="4F81BD" w:themeColor="accent1"/>
     </w:rPr>
   </w:style>
   <w:style w:type="paragraph" w:styleId="Heading4">
@@ -932,11 +1599,12 @@
       <w:contextualSpacing/>
     </w:pPr>
     <w:rPr>
-      <w:rFonts w:asciiTheme="majorHAnsi" w:eastAsiaTheme="majorEastAsia" w:hAnsiTheme="majorHAnsi" w:cstheme="majorBidi"/>
-      <w:color w:val="17365D" w:themeColor="text2" w:themeShade="BF"/>
+      <w:rFonts w:asciiTheme="majorHAnsi" w:eastAsiaTheme="majorEastAsia" w:hAnsiTheme="majorHAnsi" w:cstheme="majorBidi" w:ascii="Arial" w:hAnsi="Arial"/>
+      <w:b/>
+      <w:color w:val="24364B"/>
       <w:spacing w:val="5"/>
       <w:kern w:val="28"/>
-      <w:sz w:val="52"/>
+      <w:sz w:val="36"/>
       <w:szCs w:val="52"/>
     </w:rPr>
   </w:style>
